--- a/apps/web/public/manual/daon-knowledge-llm-guide.docx
+++ b/apps/web/public/manual/daon-knowledge-llm-guide.docx
@@ -57,7 +57,7 @@
           <w:color w:val="2E74B5"/>
           <w:sz w:val="20"/>
         </w:rPr>
-        <w:t>Release 1.0.0 · 2026-08-16 · 한국어</w:t>
+        <w:t>Release 1.0.0 · 2026-08-20 · 한국어</w:t>
       </w:r>
     </w:p>
     <w:p>
@@ -492,6 +492,19 @@
         </w:numPr>
       </w:pPr>
       <w:r>
+        <w:t>업데이트: 2026-08-20</w:t>
+      </w:r>
+    </w:p>
+    <w:p>
+      <w:pPr>
+        <w:spacing w:after="80" w:line="300" w:lineRule="auto"/>
+        <w:ind w:left="540" w:hanging="271"/>
+        <w:numPr>
+          <w:ilvl w:val="0"/>
+          <w:numId w:val="10"/>
+        </w:numPr>
+      </w:pPr>
+      <w:r>
         <w:t>언어: 한국어(ko-KR)</w:t>
       </w:r>
     </w:p>
@@ -794,50 +807,15 @@
     </w:p>
     <w:p>
       <w:pPr>
-        <w:jc w:val="center"/>
+        <w:spacing w:after="80" w:line="300" w:lineRule="auto"/>
+        <w:ind w:left="540" w:hanging="271"/>
+        <w:numPr>
+          <w:ilvl w:val="0"/>
+          <w:numId w:val="13"/>
+        </w:numPr>
       </w:pPr>
       <w:r>
-        <w:drawing>
-          <wp:inline xmlns:a="http://schemas.openxmlformats.org/drawingml/2006/main" xmlns:pic="http://schemas.openxmlformats.org/drawingml/2006/picture">
-            <wp:extent cx="5806440" cy="3266122"/>
-            <wp:docPr id="1" name="Picture 1" descr="Provider 선택과 설정 상태"/>
-            <wp:cNvGraphicFramePr>
-              <a:graphicFrameLocks noChangeAspect="1"/>
-            </wp:cNvGraphicFramePr>
-            <a:graphic>
-              <a:graphicData uri="http://schemas.openxmlformats.org/drawingml/2006/picture">
-                <pic:pic>
-                  <pic:nvPicPr>
-                    <pic:cNvPr id="0" name="foundation-b1-llm-settings-browser.png"/>
-                    <pic:cNvPicPr/>
-                  </pic:nvPicPr>
-                  <pic:blipFill>
-                    <a:blip r:embed="rId11"/>
-                    <a:stretch>
-                      <a:fillRect/>
-                    </a:stretch>
-                  </pic:blipFill>
-                  <pic:spPr>
-                    <a:xfrm>
-                      <a:off x="0" y="0"/>
-                      <a:ext cx="5806440" cy="3266122"/>
-                    </a:xfrm>
-                    <a:prstGeom prst="rect"/>
-                  </pic:spPr>
-                </pic:pic>
-              </a:graphicData>
-            </a:graphic>
-          </wp:inline>
-        </w:drawing>
-      </w:r>
-    </w:p>
-    <w:p>
-      <w:pPr>
-        <w:pStyle w:val="DaonCaption"/>
-        <w:jc w:val="center"/>
-      </w:pPr>
-      <w:r>
-        <w:t>Provider 선택과 설정 상태</w:t>
+        <w:t>연결 시험 성공과 실제 질문·생성 성공은 구분합니다. 실제 호출은 조직 Egress 정책이 Provider 종류·목적지·데이터 분류·마스킹 조건을 허용해야 합니다.</w:t>
       </w:r>
     </w:p>
     <w:p>
@@ -908,54 +886,6 @@
       </w:pPr>
       <w:r>
         <w:t>Citation이 없거나 unverified이면 결과를 최종 승인하지 않습니다.</w:t>
-      </w:r>
-    </w:p>
-    <w:p>
-      <w:pPr>
-        <w:jc w:val="center"/>
-      </w:pPr>
-      <w:r>
-        <w:drawing>
-          <wp:inline xmlns:a="http://schemas.openxmlformats.org/drawingml/2006/main" xmlns:pic="http://schemas.openxmlformats.org/drawingml/2006/picture">
-            <wp:extent cx="5806440" cy="3266122"/>
-            <wp:docPr id="2" name="Picture 2" descr="혼합 Knowledge Context와 Citation"/>
-            <wp:cNvGraphicFramePr>
-              <a:graphicFrameLocks noChangeAspect="1"/>
-            </wp:cNvGraphicFramePr>
-            <a:graphic>
-              <a:graphicData uri="http://schemas.openxmlformats.org/drawingml/2006/picture">
-                <pic:pic>
-                  <pic:nvPicPr>
-                    <pic:cNvPr id="0" name="foundation-b3-knowledge-context-browser.png"/>
-                    <pic:cNvPicPr/>
-                  </pic:nvPicPr>
-                  <pic:blipFill>
-                    <a:blip r:embed="rId12"/>
-                    <a:stretch>
-                      <a:fillRect/>
-                    </a:stretch>
-                  </pic:blipFill>
-                  <pic:spPr>
-                    <a:xfrm>
-                      <a:off x="0" y="0"/>
-                      <a:ext cx="5806440" cy="3266122"/>
-                    </a:xfrm>
-                    <a:prstGeom prst="rect"/>
-                  </pic:spPr>
-                </pic:pic>
-              </a:graphicData>
-            </a:graphic>
-          </wp:inline>
-        </w:drawing>
-      </w:r>
-    </w:p>
-    <w:p>
-      <w:pPr>
-        <w:pStyle w:val="DaonCaption"/>
-        <w:jc w:val="center"/>
-      </w:pPr>
-      <w:r>
-        <w:t>혼합 Knowledge Context와 Citation</w:t>
       </w:r>
     </w:p>
     <w:p>
@@ -1269,6 +1199,19 @@
       </w:pPr>
       <w:r>
         <w:t>CITATION_RESPONSE_INVALID: 결과를 승인하지 말고 질문 Context와 Citation 계보를 다시 확인합니다.</w:t>
+      </w:r>
+    </w:p>
+    <w:p>
+      <w:pPr>
+        <w:spacing w:after="80" w:line="300" w:lineRule="auto"/>
+        <w:ind w:left="540" w:hanging="271"/>
+        <w:numPr>
+          <w:ilvl w:val="0"/>
+          <w:numId w:val="18"/>
+        </w:numPr>
+      </w:pPr>
+      <w:r>
+        <w:t>EGRESS_POLICY_DENIED: 조직 관리자가 외부전송 정책을 검토하고 필요한 범위만 명시적으로 승인합니다. 사용자가 Endpoint를 바꿔 우회하지 않습니다.</w:t>
       </w:r>
     </w:p>
     <w:p>
